--- a/结果输出/B题_完整求解报告.docx
+++ b/结果输出/B题_完整求解报告.docx
@@ -780,7 +780,7 @@
     </w:p>
     <w:p>
       <w:r>
-        <w:t>温度×湿度交互项系数为正且显著，βTH=0.0292，t=8.10，p&lt;1e-6。这说明在控制时间和样品类型后，高温高湿组合会产生额外的耦合衰减贡献。</w:t>
+        <w:t>温度×湿度交互项系数为正且显著，βTH=0.0260，t=65.41，p&lt;1e-6。这说明在控制时间和样品类型后，高温高湿组合会产生额外的耦合衰减贡献。</w:t>
       </w:r>
     </w:p>
     <w:p>
@@ -1246,12 +1246,17 @@
     </w:p>
     <w:p>
       <w:r>
-        <w:t>流程为：1）输入样品类型、锈蚀等级、检测延迟天数、实测剩磁及天气信息；2）进行缺失值和异常值处理，统一单位并匹配天气序列；3）调用衰减模型计算当前剩磁预测和动态阈值；4）将实测剩磁与动态阈值比较；5）根据对数尺度误差输出置信水平。</w:t>
+        <w:t>流程为：1）输入样品类型、锈蚀等级、检测延迟天数、实测剩磁及天气信息；2）进行缺失值和异常值处理，统一单位并匹配天气序列；3）调用衰减模型计算当前剩磁预测和动态阈值；4）将实测剩磁与动态阈值比较，并结合反推初值区间进行三区域判定；5）输出校准支持概率、Bootstrap支持率与阈值敏感性结果。</w:t>
       </w:r>
     </w:p>
     <w:p>
       <w:r>
-        <w:t>置信度可取 Z=[ln(Mobs)-ln(θs(t))]/0.0439，P=Φ(Z)。建议等级为：P≥0.90高度支持雷击，0.70≤P&lt;0.90较支持雷击，0.40≤P&lt;0.70证据不足，P&lt;0.40不支持雷击。</w:t>
+        <w:t>校准支持概率可写为 P=Φ((M0_hat-θ0)/σ_total)，其中 σ_total 由 Bootstrap 波动、模型残差和保守校准下限共同构成。建议将 P≥0.975 视为强支持，0.90≤P&lt;0.975 视为支持，P&lt;0.90 或区间过宽时进入灰区。</w:t>
+      </w:r>
+    </w:p>
+    <w:p>
+      <w:r>
+        <w:t>同时已补充阈值敏感性分析表，用于检查国标阈值上下浮动 10% 时判定是否稳定。</w:t>
       </w:r>
     </w:p>
     <w:sectPr>
